--- a/nep/docx/31.content.docx
+++ b/nep/docx/31.content.docx
@@ -136,13 +136,6 @@
         <w:rPr>
           <w:lang w:val="ne_NP" w:bidi="ne_NP"/>
         </w:rPr>
-      </w:r>
-      <w:r>
-        <w:rPr>
-          <w:i/>
-          <w:lang w:val="ne_NP" w:bidi="ne_NP"/>
-        </w:rPr>
-        <w:t>ओबदिया 1:1, ओबदिया 1:3, ओबदिया 1:7, ओबदिया 1:10, ओबदिया 1:11, ओबदिया 1:12, ओबदिया 1:13, ओबदिया 1:15, ओबदिया 1:17, ओबदिया 1:18, ओबदिया 1:19, ओबदिया 1:21</w:t>
       </w:r>
       <w:r>
         <w:rPr>

--- a/nep/docx/31.content.docx
+++ b/nep/docx/31.content.docx
@@ -123,19 +123,6 @@
           <w:lang w:val="ne_NP" w:bidi="ne_NP"/>
         </w:rPr>
         <w:t>OBA</w:t>
-      </w:r>
-      <w:r>
-        <w:rPr>
-          <w:lang w:val="ne_NP" w:bidi="ne_NP"/>
-        </w:rPr>
-      </w:r>
-    </w:p>
-    <w:p>
-      <w:pPr/>
-      <w:r>
-        <w:rPr>
-          <w:lang w:val="ne_NP" w:bidi="ne_NP"/>
-        </w:rPr>
       </w:r>
       <w:r>
         <w:rPr>

--- a/nep/docx/31.content.docx
+++ b/nep/docx/31.content.docx
@@ -19,7 +19,7 @@
         <w:rPr>
           <w:lang w:val="ne_NP" w:bidi="ne_NP"/>
         </w:rPr>
-        <w:t>Resource: Translation Questions (unfoldingWord)</w:t>
+        <w:t>Resource: unfoldingWord® Translation Questions</w:t>
       </w:r>
       <w:r>
         <w:rPr>
@@ -85,7 +85,7 @@
         <w:rPr>
           <w:lang w:val="ne_NP" w:bidi="ne_NP"/>
         </w:rPr>
-        <w:t>Translation Questions (unfoldingWord)</w:t>
+        <w:t>unfoldingWord® Translation Questions</w:t>
       </w:r>
     </w:p>
     <w:p>
